--- a/ind/docx/59.content.docx
+++ b/ind/docx/59.content.docx
@@ -28,22 +28,6 @@
       </w:r>
     </w:p>
     <w:p>
-      <w:pPr>
-        <w:pStyle w:val="Heading2"/>
-      </w:pPr>
-      <w:r>
-        <w:rPr>
-          <w:lang w:val="id_ID" w:bidi="id_ID"/>
-        </w:rPr>
-        <w:t>License Information</w:t>
-      </w:r>
-      <w:r>
-        <w:rPr>
-          <w:lang w:val="id_ID" w:bidi="id_ID"/>
-        </w:rPr>
-      </w:r>
-    </w:p>
-    <w:p>
       <w:pPr/>
       <w:r>
         <w:rPr>
@@ -61,13 +45,7 @@
         <w:rPr>
           <w:lang w:val="id_ID" w:bidi="id_ID"/>
         </w:rPr>
-        <w:t xml:space="preserve"> (Indonesian) is based on</w:t>
-      </w:r>
-      <w:r>
-        <w:rPr>
-          <w:lang w:val="id_ID" w:bidi="id_ID"/>
-        </w:rPr>
-        <w:t xml:space="preserve">: </w:t>
+        <w:t xml:space="preserve"> (Indonesian) is based on: </w:t>
       </w:r>
       <w:r>
         <w:rPr>
@@ -188,19 +166,6 @@
       <w:pPr>
         <w:pStyle w:val="Heading2"/>
       </w:pPr>
-      <w:r>
-        <w:rPr>
-          <w:lang w:val="id_ID" w:bidi="id_ID"/>
-        </w:rPr>
-      </w:r>
-    </w:p>
-    <w:p>
-      <w:pPr/>
-      <w:r>
-        <w:rPr>
-          <w:lang w:val="id_ID" w:bidi="id_ID"/>
-        </w:rPr>
-      </w:r>
       <w:r>
         <w:rPr>
           <w:lang w:val="id_ID" w:bidi="id_ID"/>

--- a/ind/docx/59.content.docx
+++ b/ind/docx/59.content.docx
@@ -45,19 +45,7 @@
         <w:rPr>
           <w:lang w:val="id_ID" w:bidi="id_ID"/>
         </w:rPr>
-        <w:t xml:space="preserve"> (Indonesian) is based on: </w:t>
-      </w:r>
-      <w:r>
-        <w:rPr>
-          <w:lang w:val="id_ID" w:bidi="id_ID"/>
-        </w:rPr>
-        <w:t>Terjemahan Baru Indonesia</w:t>
-      </w:r>
-      <w:r>
-        <w:rPr>
-          <w:lang w:val="id_ID" w:bidi="id_ID"/>
-        </w:rPr>
-        <w:t xml:space="preserve">, </w:t>
+        <w:t xml:space="preserve"> © </w:t>
       </w:r>
       <w:hyperlink r:id="rId13">
         <w:r>
@@ -75,7 +63,7 @@
         <w:rPr>
           <w:lang w:val="id_ID" w:bidi="id_ID"/>
         </w:rPr>
-        <w:t xml:space="preserve">, None, which is licensed under a </w:t>
+        <w:t xml:space="preserve">, licensed under a </w:t>
       </w:r>
       <w:hyperlink r:id="rId14">
         <w:r>
@@ -94,25 +82,6 @@
           <w:lang w:val="id_ID" w:bidi="id_ID"/>
         </w:rPr>
         <w:t>.</w:t>
-      </w:r>
-      <w:r>
-        <w:rPr>
-          <w:lang w:val="id_ID" w:bidi="id_ID"/>
-        </w:rPr>
-      </w:r>
-    </w:p>
-    <w:p>
-      <w:pPr/>
-      <w:r>
-        <w:rPr>
-          <w:lang w:val="id_ID" w:bidi="id_ID"/>
-        </w:rPr>
-      </w:r>
-      <w:r>
-        <w:rPr>
-          <w:lang w:val="id_ID" w:bidi="id_ID"/>
-        </w:rPr>
-        <w:t>This PDF version is provided under the same license.</w:t>
       </w:r>
       <w:r>
         <w:rPr>
@@ -212,14 +181,6 @@
       </w:pPr>
     </w:p>
     <w:p>
-      <w:pPr/>
-      <w:r>
-        <w:rPr>
-          <w:lang w:val="id_ID" w:bidi="id_ID"/>
-        </w:rPr>
-      </w:r>
-    </w:p>
-    <w:p>
       <w:pPr>
         <w:pStyle w:val="Heading2"/>
       </w:pPr>
@@ -255,24 +216,6 @@
         </w:rPr>
         <w:t xml:space="preserve"> Salam dari Yakobus, hamba Allah dan Tuhan Yesus Kristus, kepada kedua belas suku di perantauan.</w:t>
       </w:r>
-      <w:r>
-        <w:rPr>
-          <w:lang w:val="id_ID" w:bidi="id_ID"/>
-        </w:rPr>
-      </w:r>
-      <w:r>
-        <w:rPr>
-          <w:lang w:val="id_ID" w:bidi="id_ID"/>
-        </w:rPr>
-      </w:r>
-    </w:p>
-    <w:p>
-      <w:pPr/>
-      <w:r>
-        <w:rPr>
-          <w:lang w:val="id_ID" w:bidi="id_ID"/>
-        </w:rPr>
-      </w:r>
     </w:p>
     <w:p>
       <w:pPr/>
@@ -294,24 +237,6 @@
         </w:rPr>
         <w:t xml:space="preserve"> Saudara-saudaraku, anggaplah sebagai suatu kebahagiaan, apabila kamu jatuh ke dalam berbagai-bagai pencobaan,</w:t>
       </w:r>
-      <w:r>
-        <w:rPr>
-          <w:lang w:val="id_ID" w:bidi="id_ID"/>
-        </w:rPr>
-      </w:r>
-      <w:r>
-        <w:rPr>
-          <w:lang w:val="id_ID" w:bidi="id_ID"/>
-        </w:rPr>
-      </w:r>
-    </w:p>
-    <w:p>
-      <w:pPr/>
-      <w:r>
-        <w:rPr>
-          <w:lang w:val="id_ID" w:bidi="id_ID"/>
-        </w:rPr>
-      </w:r>
     </w:p>
     <w:p>
       <w:pPr/>
@@ -333,24 +258,6 @@
         </w:rPr>
         <w:t xml:space="preserve"> sebab kamu tahu, bahwa ujian terhadap imanmu itu menghasilkan ketekunan.</w:t>
       </w:r>
-      <w:r>
-        <w:rPr>
-          <w:lang w:val="id_ID" w:bidi="id_ID"/>
-        </w:rPr>
-      </w:r>
-      <w:r>
-        <w:rPr>
-          <w:lang w:val="id_ID" w:bidi="id_ID"/>
-        </w:rPr>
-      </w:r>
-    </w:p>
-    <w:p>
-      <w:pPr/>
-      <w:r>
-        <w:rPr>
-          <w:lang w:val="id_ID" w:bidi="id_ID"/>
-        </w:rPr>
-      </w:r>
     </w:p>
     <w:p>
       <w:pPr/>
@@ -372,24 +279,6 @@
         </w:rPr>
         <w:t xml:space="preserve"> Dan biarkanlah ketekunan itu memperoleh buah yang matang, supaya kamu menjadi sempurna dan utuh dan tak kekurangan suatu apa pun.</w:t>
       </w:r>
-      <w:r>
-        <w:rPr>
-          <w:lang w:val="id_ID" w:bidi="id_ID"/>
-        </w:rPr>
-      </w:r>
-      <w:r>
-        <w:rPr>
-          <w:lang w:val="id_ID" w:bidi="id_ID"/>
-        </w:rPr>
-      </w:r>
-    </w:p>
-    <w:p>
-      <w:pPr/>
-      <w:r>
-        <w:rPr>
-          <w:lang w:val="id_ID" w:bidi="id_ID"/>
-        </w:rPr>
-      </w:r>
     </w:p>
     <w:p>
       <w:pPr/>
@@ -411,24 +300,6 @@
         </w:rPr>
         <w:t xml:space="preserve"> Tetapi apabila di antara kamu ada yang kekurangan hikmat, hendaklah ia memintakannya kepada Allah, – yang memberikan kepada semua orang dengan murah hati dan dengan tidak membangkit-bangkit –, maka hal itu akan diberikan kepadanya.</w:t>
       </w:r>
-      <w:r>
-        <w:rPr>
-          <w:lang w:val="id_ID" w:bidi="id_ID"/>
-        </w:rPr>
-      </w:r>
-      <w:r>
-        <w:rPr>
-          <w:lang w:val="id_ID" w:bidi="id_ID"/>
-        </w:rPr>
-      </w:r>
-    </w:p>
-    <w:p>
-      <w:pPr/>
-      <w:r>
-        <w:rPr>
-          <w:lang w:val="id_ID" w:bidi="id_ID"/>
-        </w:rPr>
-      </w:r>
     </w:p>
     <w:p>
       <w:pPr/>
@@ -450,24 +321,6 @@
         </w:rPr>
         <w:t xml:space="preserve"> Hendaklah ia memintanya dalam iman, dan sama sekali jangan bimbang, sebab orang yang bimbang sama dengan gelombang laut, yang diombang-ambingkan kian ke mari oleh angin.</w:t>
       </w:r>
-      <w:r>
-        <w:rPr>
-          <w:lang w:val="id_ID" w:bidi="id_ID"/>
-        </w:rPr>
-      </w:r>
-      <w:r>
-        <w:rPr>
-          <w:lang w:val="id_ID" w:bidi="id_ID"/>
-        </w:rPr>
-      </w:r>
-    </w:p>
-    <w:p>
-      <w:pPr/>
-      <w:r>
-        <w:rPr>
-          <w:lang w:val="id_ID" w:bidi="id_ID"/>
-        </w:rPr>
-      </w:r>
     </w:p>
     <w:p>
       <w:pPr/>
@@ -489,24 +342,6 @@
         </w:rPr>
         <w:t xml:space="preserve"> Orang yang demikian janganlah mengira, bahwa ia akan menerima sesuatu dari Tuhan.</w:t>
       </w:r>
-      <w:r>
-        <w:rPr>
-          <w:lang w:val="id_ID" w:bidi="id_ID"/>
-        </w:rPr>
-      </w:r>
-      <w:r>
-        <w:rPr>
-          <w:lang w:val="id_ID" w:bidi="id_ID"/>
-        </w:rPr>
-      </w:r>
-    </w:p>
-    <w:p>
-      <w:pPr/>
-      <w:r>
-        <w:rPr>
-          <w:lang w:val="id_ID" w:bidi="id_ID"/>
-        </w:rPr>
-      </w:r>
     </w:p>
     <w:p>
       <w:pPr/>
@@ -528,24 +363,6 @@
         </w:rPr>
         <w:t xml:space="preserve"> Sebab orang yang mendua hati tidak akan tenang dalam hidupnya.</w:t>
       </w:r>
-      <w:r>
-        <w:rPr>
-          <w:lang w:val="id_ID" w:bidi="id_ID"/>
-        </w:rPr>
-      </w:r>
-      <w:r>
-        <w:rPr>
-          <w:lang w:val="id_ID" w:bidi="id_ID"/>
-        </w:rPr>
-      </w:r>
-    </w:p>
-    <w:p>
-      <w:pPr/>
-      <w:r>
-        <w:rPr>
-          <w:lang w:val="id_ID" w:bidi="id_ID"/>
-        </w:rPr>
-      </w:r>
     </w:p>
     <w:p>
       <w:pPr/>
@@ -567,24 +384,6 @@
         </w:rPr>
         <w:t xml:space="preserve"> Baiklah saudara yang berada dalam keadaan yang rendah bermegah karena kedudukannya yang tinggi,</w:t>
       </w:r>
-      <w:r>
-        <w:rPr>
-          <w:lang w:val="id_ID" w:bidi="id_ID"/>
-        </w:rPr>
-      </w:r>
-      <w:r>
-        <w:rPr>
-          <w:lang w:val="id_ID" w:bidi="id_ID"/>
-        </w:rPr>
-      </w:r>
-    </w:p>
-    <w:p>
-      <w:pPr/>
-      <w:r>
-        <w:rPr>
-          <w:lang w:val="id_ID" w:bidi="id_ID"/>
-        </w:rPr>
-      </w:r>
     </w:p>
     <w:p>
       <w:pPr/>
@@ -606,24 +405,6 @@
         </w:rPr>
         <w:t xml:space="preserve"> dan orang kaya karena kedudukannya yang rendah sebab ia akan lenyap seperti bunga rumput.</w:t>
       </w:r>
-      <w:r>
-        <w:rPr>
-          <w:lang w:val="id_ID" w:bidi="id_ID"/>
-        </w:rPr>
-      </w:r>
-      <w:r>
-        <w:rPr>
-          <w:lang w:val="id_ID" w:bidi="id_ID"/>
-        </w:rPr>
-      </w:r>
-    </w:p>
-    <w:p>
-      <w:pPr/>
-      <w:r>
-        <w:rPr>
-          <w:lang w:val="id_ID" w:bidi="id_ID"/>
-        </w:rPr>
-      </w:r>
     </w:p>
     <w:p>
       <w:pPr/>
@@ -645,24 +426,6 @@
         </w:rPr>
         <w:t xml:space="preserve"> Karena matahari terbit dengan panasnya yang terik dan melayukan rumput itu, sehingga gugurlah bunganya dan hilanglah semaraknya. Demikian jugalah halnya dengan orang kaya; di tengah-tengah segala usahanya ia akan lenyap.</w:t>
       </w:r>
-      <w:r>
-        <w:rPr>
-          <w:lang w:val="id_ID" w:bidi="id_ID"/>
-        </w:rPr>
-      </w:r>
-      <w:r>
-        <w:rPr>
-          <w:lang w:val="id_ID" w:bidi="id_ID"/>
-        </w:rPr>
-      </w:r>
-    </w:p>
-    <w:p>
-      <w:pPr/>
-      <w:r>
-        <w:rPr>
-          <w:lang w:val="id_ID" w:bidi="id_ID"/>
-        </w:rPr>
-      </w:r>
     </w:p>
     <w:p>
       <w:pPr/>
@@ -684,24 +447,6 @@
         </w:rPr>
         <w:t xml:space="preserve"> Berbahagialah orang yang bertahan dalam pencobaan, sebab apabila ia sudah tahan uji, ia akan menerima mahkota kehidupan yang dijanjikan Allah kepada barangsiapa yang mengasihi Dia.</w:t>
       </w:r>
-      <w:r>
-        <w:rPr>
-          <w:lang w:val="id_ID" w:bidi="id_ID"/>
-        </w:rPr>
-      </w:r>
-      <w:r>
-        <w:rPr>
-          <w:lang w:val="id_ID" w:bidi="id_ID"/>
-        </w:rPr>
-      </w:r>
-    </w:p>
-    <w:p>
-      <w:pPr/>
-      <w:r>
-        <w:rPr>
-          <w:lang w:val="id_ID" w:bidi="id_ID"/>
-        </w:rPr>
-      </w:r>
     </w:p>
     <w:p>
       <w:pPr/>
@@ -723,24 +468,6 @@
         </w:rPr>
         <w:t xml:space="preserve"> Apabila seorang dicobai, janganlah ia berkata: ”Pencobaan ini datang dari Allah!” Sebab Allah tidak dapat dicobai oleh yang jahat, dan Ia sendiri tidak mencobai siapa pun.</w:t>
       </w:r>
-      <w:r>
-        <w:rPr>
-          <w:lang w:val="id_ID" w:bidi="id_ID"/>
-        </w:rPr>
-      </w:r>
-      <w:r>
-        <w:rPr>
-          <w:lang w:val="id_ID" w:bidi="id_ID"/>
-        </w:rPr>
-      </w:r>
-    </w:p>
-    <w:p>
-      <w:pPr/>
-      <w:r>
-        <w:rPr>
-          <w:lang w:val="id_ID" w:bidi="id_ID"/>
-        </w:rPr>
-      </w:r>
     </w:p>
     <w:p>
       <w:pPr/>
@@ -762,24 +489,6 @@
         </w:rPr>
         <w:t xml:space="preserve"> Tetapi tiap-tiap orang dicobai oleh keinginannya sendiri, karena ia diseret dan dipikat olehnya.</w:t>
       </w:r>
-      <w:r>
-        <w:rPr>
-          <w:lang w:val="id_ID" w:bidi="id_ID"/>
-        </w:rPr>
-      </w:r>
-      <w:r>
-        <w:rPr>
-          <w:lang w:val="id_ID" w:bidi="id_ID"/>
-        </w:rPr>
-      </w:r>
-    </w:p>
-    <w:p>
-      <w:pPr/>
-      <w:r>
-        <w:rPr>
-          <w:lang w:val="id_ID" w:bidi="id_ID"/>
-        </w:rPr>
-      </w:r>
     </w:p>
     <w:p>
       <w:pPr/>
@@ -801,24 +510,6 @@
         </w:rPr>
         <w:t xml:space="preserve"> Dan apabila keinginan itu telah dibuahi, ia melahirkan dosa; dan apabila dosa itu sudah matang, ia melahirkan maut.</w:t>
       </w:r>
-      <w:r>
-        <w:rPr>
-          <w:lang w:val="id_ID" w:bidi="id_ID"/>
-        </w:rPr>
-      </w:r>
-      <w:r>
-        <w:rPr>
-          <w:lang w:val="id_ID" w:bidi="id_ID"/>
-        </w:rPr>
-      </w:r>
-    </w:p>
-    <w:p>
-      <w:pPr/>
-      <w:r>
-        <w:rPr>
-          <w:lang w:val="id_ID" w:bidi="id_ID"/>
-        </w:rPr>
-      </w:r>
     </w:p>
     <w:p>
       <w:pPr/>
@@ -840,24 +531,6 @@
         </w:rPr>
         <w:t xml:space="preserve"> Saudara-saudara yang kukasihi, janganlah sesat!</w:t>
       </w:r>
-      <w:r>
-        <w:rPr>
-          <w:lang w:val="id_ID" w:bidi="id_ID"/>
-        </w:rPr>
-      </w:r>
-      <w:r>
-        <w:rPr>
-          <w:lang w:val="id_ID" w:bidi="id_ID"/>
-        </w:rPr>
-      </w:r>
-    </w:p>
-    <w:p>
-      <w:pPr/>
-      <w:r>
-        <w:rPr>
-          <w:lang w:val="id_ID" w:bidi="id_ID"/>
-        </w:rPr>
-      </w:r>
     </w:p>
     <w:p>
       <w:pPr/>
@@ -879,24 +552,6 @@
         </w:rPr>
         <w:t xml:space="preserve"> Setiap pemberian yang baik dan setiap anugerah yang sempurna, datangnya dari atas, diturunkan dari Bapa segala terang; pada-Nya tidak ada perubahan atau bayangan karena pertukaran.</w:t>
       </w:r>
-      <w:r>
-        <w:rPr>
-          <w:lang w:val="id_ID" w:bidi="id_ID"/>
-        </w:rPr>
-      </w:r>
-      <w:r>
-        <w:rPr>
-          <w:lang w:val="id_ID" w:bidi="id_ID"/>
-        </w:rPr>
-      </w:r>
-    </w:p>
-    <w:p>
-      <w:pPr/>
-      <w:r>
-        <w:rPr>
-          <w:lang w:val="id_ID" w:bidi="id_ID"/>
-        </w:rPr>
-      </w:r>
     </w:p>
     <w:p>
       <w:pPr/>
@@ -918,24 +573,6 @@
         </w:rPr>
         <w:t xml:space="preserve"> Atas kehendak-Nya sendiri Ia telah menjadikan kita oleh firman kebenaran, supaya kita pada tingkat yang tertentu menjadi anak sulung di antara semua ciptaan-Nya.</w:t>
       </w:r>
-      <w:r>
-        <w:rPr>
-          <w:lang w:val="id_ID" w:bidi="id_ID"/>
-        </w:rPr>
-      </w:r>
-      <w:r>
-        <w:rPr>
-          <w:lang w:val="id_ID" w:bidi="id_ID"/>
-        </w:rPr>
-      </w:r>
-    </w:p>
-    <w:p>
-      <w:pPr/>
-      <w:r>
-        <w:rPr>
-          <w:lang w:val="id_ID" w:bidi="id_ID"/>
-        </w:rPr>
-      </w:r>
     </w:p>
     <w:p>
       <w:pPr/>
@@ -957,24 +594,6 @@
         </w:rPr>
         <w:t xml:space="preserve"> Hai saudara-saudara yang kukasihi, ingatlah hal ini: setiap orang hendaklah cepat untuk mendengar, tetapi lambat untuk berkata-kata, dan juga lambat untuk marah;</w:t>
       </w:r>
-      <w:r>
-        <w:rPr>
-          <w:lang w:val="id_ID" w:bidi="id_ID"/>
-        </w:rPr>
-      </w:r>
-      <w:r>
-        <w:rPr>
-          <w:lang w:val="id_ID" w:bidi="id_ID"/>
-        </w:rPr>
-      </w:r>
-    </w:p>
-    <w:p>
-      <w:pPr/>
-      <w:r>
-        <w:rPr>
-          <w:lang w:val="id_ID" w:bidi="id_ID"/>
-        </w:rPr>
-      </w:r>
     </w:p>
     <w:p>
       <w:pPr/>
@@ -996,24 +615,6 @@
         </w:rPr>
         <w:t xml:space="preserve"> sebab amarah manusia tidak mengerjakan kebenaran di hadapan Allah.</w:t>
       </w:r>
-      <w:r>
-        <w:rPr>
-          <w:lang w:val="id_ID" w:bidi="id_ID"/>
-        </w:rPr>
-      </w:r>
-      <w:r>
-        <w:rPr>
-          <w:lang w:val="id_ID" w:bidi="id_ID"/>
-        </w:rPr>
-      </w:r>
-    </w:p>
-    <w:p>
-      <w:pPr/>
-      <w:r>
-        <w:rPr>
-          <w:lang w:val="id_ID" w:bidi="id_ID"/>
-        </w:rPr>
-      </w:r>
     </w:p>
     <w:p>
       <w:pPr/>
@@ -1035,24 +636,6 @@
         </w:rPr>
         <w:t xml:space="preserve"> Sebab itu buanglah segala sesuatu yang kotor dan kejahatan yang begitu banyak itu dan terimalah dengan lemah lembut firman yang tertanam di dalam hatimu, yang berkuasa menyelamatkan jiwamu.</w:t>
       </w:r>
-      <w:r>
-        <w:rPr>
-          <w:lang w:val="id_ID" w:bidi="id_ID"/>
-        </w:rPr>
-      </w:r>
-      <w:r>
-        <w:rPr>
-          <w:lang w:val="id_ID" w:bidi="id_ID"/>
-        </w:rPr>
-      </w:r>
-    </w:p>
-    <w:p>
-      <w:pPr/>
-      <w:r>
-        <w:rPr>
-          <w:lang w:val="id_ID" w:bidi="id_ID"/>
-        </w:rPr>
-      </w:r>
     </w:p>
     <w:p>
       <w:pPr/>
@@ -1074,24 +657,6 @@
         </w:rPr>
         <w:t xml:space="preserve"> Tetapi hendaklah kamu menjadi pelaku firman dan bukan hanya pendengar saja; sebab jika tidak demikian kamu menipu diri sendiri.</w:t>
       </w:r>
-      <w:r>
-        <w:rPr>
-          <w:lang w:val="id_ID" w:bidi="id_ID"/>
-        </w:rPr>
-      </w:r>
-      <w:r>
-        <w:rPr>
-          <w:lang w:val="id_ID" w:bidi="id_ID"/>
-        </w:rPr>
-      </w:r>
-    </w:p>
-    <w:p>
-      <w:pPr/>
-      <w:r>
-        <w:rPr>
-          <w:lang w:val="id_ID" w:bidi="id_ID"/>
-        </w:rPr>
-      </w:r>
     </w:p>
     <w:p>
       <w:pPr/>
@@ -1113,24 +678,6 @@
         </w:rPr>
         <w:t xml:space="preserve"> Sebab jika seorang hanya mendengar firman saja dan tidak melakukannya, ia adalah seumpama seorang yang sedang mengamat-amati mukanya yang sebenarnya di depan cermin.</w:t>
       </w:r>
-      <w:r>
-        <w:rPr>
-          <w:lang w:val="id_ID" w:bidi="id_ID"/>
-        </w:rPr>
-      </w:r>
-      <w:r>
-        <w:rPr>
-          <w:lang w:val="id_ID" w:bidi="id_ID"/>
-        </w:rPr>
-      </w:r>
-    </w:p>
-    <w:p>
-      <w:pPr/>
-      <w:r>
-        <w:rPr>
-          <w:lang w:val="id_ID" w:bidi="id_ID"/>
-        </w:rPr>
-      </w:r>
     </w:p>
     <w:p>
       <w:pPr/>
@@ -1152,24 +699,6 @@
         </w:rPr>
         <w:t xml:space="preserve"> Baru saja ia memandang dirinya, ia sudah pergi atau ia segera lupa bagaimana rupanya.</w:t>
       </w:r>
-      <w:r>
-        <w:rPr>
-          <w:lang w:val="id_ID" w:bidi="id_ID"/>
-        </w:rPr>
-      </w:r>
-      <w:r>
-        <w:rPr>
-          <w:lang w:val="id_ID" w:bidi="id_ID"/>
-        </w:rPr>
-      </w:r>
-    </w:p>
-    <w:p>
-      <w:pPr/>
-      <w:r>
-        <w:rPr>
-          <w:lang w:val="id_ID" w:bidi="id_ID"/>
-        </w:rPr>
-      </w:r>
     </w:p>
     <w:p>
       <w:pPr/>
@@ -1191,24 +720,6 @@
         </w:rPr>
         <w:t xml:space="preserve"> Tetapi barangsiapa meneliti hukum yang sempurna, yaitu hukum yang memerdekakan orang, dan ia bertekun di dalamnya, jadi bukan hanya mendengar untuk melupakannya, tetapi sungguh-sungguh melakukannya, ia akan berbahagia oleh perbuatannya.</w:t>
       </w:r>
-      <w:r>
-        <w:rPr>
-          <w:lang w:val="id_ID" w:bidi="id_ID"/>
-        </w:rPr>
-      </w:r>
-      <w:r>
-        <w:rPr>
-          <w:lang w:val="id_ID" w:bidi="id_ID"/>
-        </w:rPr>
-      </w:r>
-    </w:p>
-    <w:p>
-      <w:pPr/>
-      <w:r>
-        <w:rPr>
-          <w:lang w:val="id_ID" w:bidi="id_ID"/>
-        </w:rPr>
-      </w:r>
     </w:p>
     <w:p>
       <w:pPr/>
@@ -1230,24 +741,6 @@
         </w:rPr>
         <w:t xml:space="preserve"> Jikalau ada seorang menganggap dirinya beribadah, tetapi tidak mengekang lidahnya, ia menipu dirinya sendiri, maka sia-sialah ibadahnya.</w:t>
       </w:r>
-      <w:r>
-        <w:rPr>
-          <w:lang w:val="id_ID" w:bidi="id_ID"/>
-        </w:rPr>
-      </w:r>
-      <w:r>
-        <w:rPr>
-          <w:lang w:val="id_ID" w:bidi="id_ID"/>
-        </w:rPr>
-      </w:r>
-    </w:p>
-    <w:p>
-      <w:pPr/>
-      <w:r>
-        <w:rPr>
-          <w:lang w:val="id_ID" w:bidi="id_ID"/>
-        </w:rPr>
-      </w:r>
     </w:p>
     <w:p>
       <w:pPr/>
@@ -1269,24 +762,6 @@
         </w:rPr>
         <w:t xml:space="preserve"> Ibadah yang murni dan yang tak bercacat di hadapan Allah, Bapa kita, ialah mengunjungi yatim piatu dan janda-janda dalam kesusahan mereka, dan menjaga supaya dirinya sendiri tidak dicemarkan oleh dunia.</w:t>
       </w:r>
-      <w:r>
-        <w:rPr>
-          <w:lang w:val="id_ID" w:bidi="id_ID"/>
-        </w:rPr>
-      </w:r>
-      <w:r>
-        <w:rPr>
-          <w:lang w:val="id_ID" w:bidi="id_ID"/>
-        </w:rPr>
-      </w:r>
-    </w:p>
-    <w:p>
-      <w:pPr/>
-      <w:r>
-        <w:rPr>
-          <w:lang w:val="id_ID" w:bidi="id_ID"/>
-        </w:rPr>
-      </w:r>
     </w:p>
     <w:p>
       <w:pPr>
@@ -1324,24 +799,6 @@
         </w:rPr>
         <w:t xml:space="preserve"> Saudara-saudaraku, sebagai orang yang beriman kepada Yesus Kristus, Tuhan kita yang mulia, janganlah iman itu kamu amalkan dengan memandang muka.</w:t>
       </w:r>
-      <w:r>
-        <w:rPr>
-          <w:lang w:val="id_ID" w:bidi="id_ID"/>
-        </w:rPr>
-      </w:r>
-      <w:r>
-        <w:rPr>
-          <w:lang w:val="id_ID" w:bidi="id_ID"/>
-        </w:rPr>
-      </w:r>
-    </w:p>
-    <w:p>
-      <w:pPr/>
-      <w:r>
-        <w:rPr>
-          <w:lang w:val="id_ID" w:bidi="id_ID"/>
-        </w:rPr>
-      </w:r>
     </w:p>
     <w:p>
       <w:pPr/>
@@ -1363,24 +820,6 @@
         </w:rPr>
         <w:t xml:space="preserve"> Sebab, jika ada seorang masuk ke dalam kumpulanmu dengan memakai cincin emas dan pakaian indah dan datang juga seorang miskin ke situ dengan memakai pakaian buruk,</w:t>
       </w:r>
-      <w:r>
-        <w:rPr>
-          <w:lang w:val="id_ID" w:bidi="id_ID"/>
-        </w:rPr>
-      </w:r>
-      <w:r>
-        <w:rPr>
-          <w:lang w:val="id_ID" w:bidi="id_ID"/>
-        </w:rPr>
-      </w:r>
-    </w:p>
-    <w:p>
-      <w:pPr/>
-      <w:r>
-        <w:rPr>
-          <w:lang w:val="id_ID" w:bidi="id_ID"/>
-        </w:rPr>
-      </w:r>
     </w:p>
     <w:p>
       <w:pPr/>
@@ -1402,24 +841,6 @@
         </w:rPr>
         <w:t xml:space="preserve"> dan kamu menghormati orang yang berpakaian indah itu dan berkata kepadanya: ”Silakan tuan duduk di tempat yang baik ini!”, sedang kepada orang yang miskin itu kamu berkata: ”Berdirilah di sana!” atau: ”Duduklah di lantai ini dekat tumpuan kakiku!”,</w:t>
       </w:r>
-      <w:r>
-        <w:rPr>
-          <w:lang w:val="id_ID" w:bidi="id_ID"/>
-        </w:rPr>
-      </w:r>
-      <w:r>
-        <w:rPr>
-          <w:lang w:val="id_ID" w:bidi="id_ID"/>
-        </w:rPr>
-      </w:r>
-    </w:p>
-    <w:p>
-      <w:pPr/>
-      <w:r>
-        <w:rPr>
-          <w:lang w:val="id_ID" w:bidi="id_ID"/>
-        </w:rPr>
-      </w:r>
     </w:p>
     <w:p>
       <w:pPr/>
@@ -1441,24 +862,6 @@
         </w:rPr>
         <w:t xml:space="preserve"> bukankah kamu telah membuat pembedaan di dalam hatimu dan bertindak sebagai hakim dengan pikiran yang jahat?</w:t>
       </w:r>
-      <w:r>
-        <w:rPr>
-          <w:lang w:val="id_ID" w:bidi="id_ID"/>
-        </w:rPr>
-      </w:r>
-      <w:r>
-        <w:rPr>
-          <w:lang w:val="id_ID" w:bidi="id_ID"/>
-        </w:rPr>
-      </w:r>
-    </w:p>
-    <w:p>
-      <w:pPr/>
-      <w:r>
-        <w:rPr>
-          <w:lang w:val="id_ID" w:bidi="id_ID"/>
-        </w:rPr>
-      </w:r>
     </w:p>
     <w:p>
       <w:pPr/>
@@ -1480,24 +883,6 @@
         </w:rPr>
         <w:t xml:space="preserve"> Dengarkanlah, hai saudara-saudara yang kukasihi! Bukankah Allah memilih orang-orang yang dianggap miskin oleh dunia ini untuk menjadi kaya dalam iman dan menjadi ahli waris Kerajaan yang telah dijanjikan-Nya kepada barangsiapa yang mengasihi Dia?</w:t>
       </w:r>
-      <w:r>
-        <w:rPr>
-          <w:lang w:val="id_ID" w:bidi="id_ID"/>
-        </w:rPr>
-      </w:r>
-      <w:r>
-        <w:rPr>
-          <w:lang w:val="id_ID" w:bidi="id_ID"/>
-        </w:rPr>
-      </w:r>
-    </w:p>
-    <w:p>
-      <w:pPr/>
-      <w:r>
-        <w:rPr>
-          <w:lang w:val="id_ID" w:bidi="id_ID"/>
-        </w:rPr>
-      </w:r>
     </w:p>
     <w:p>
       <w:pPr/>
@@ -1519,24 +904,6 @@
         </w:rPr>
         <w:t xml:space="preserve"> Tetapi kamu telah menghinakan orang-orang miskin. Bukankah justru orang-orang kaya yang menindas kamu dan yang menyeret kamu ke pengadilan?</w:t>
       </w:r>
-      <w:r>
-        <w:rPr>
-          <w:lang w:val="id_ID" w:bidi="id_ID"/>
-        </w:rPr>
-      </w:r>
-      <w:r>
-        <w:rPr>
-          <w:lang w:val="id_ID" w:bidi="id_ID"/>
-        </w:rPr>
-      </w:r>
-    </w:p>
-    <w:p>
-      <w:pPr/>
-      <w:r>
-        <w:rPr>
-          <w:lang w:val="id_ID" w:bidi="id_ID"/>
-        </w:rPr>
-      </w:r>
     </w:p>
     <w:p>
       <w:pPr/>
@@ -1558,24 +925,6 @@
         </w:rPr>
         <w:t xml:space="preserve"> Bukankah mereka yang menghujat Nama yang mulia, yang oleh-Nya kamu menjadi milik Allah?</w:t>
       </w:r>
-      <w:r>
-        <w:rPr>
-          <w:lang w:val="id_ID" w:bidi="id_ID"/>
-        </w:rPr>
-      </w:r>
-      <w:r>
-        <w:rPr>
-          <w:lang w:val="id_ID" w:bidi="id_ID"/>
-        </w:rPr>
-      </w:r>
-    </w:p>
-    <w:p>
-      <w:pPr/>
-      <w:r>
-        <w:rPr>
-          <w:lang w:val="id_ID" w:bidi="id_ID"/>
-        </w:rPr>
-      </w:r>
     </w:p>
     <w:p>
       <w:pPr/>
@@ -1597,24 +946,6 @@
         </w:rPr>
         <w:t xml:space="preserve"> Akan tetapi, jikalau kamu menjalankan hukum utama yang tertulis dalam Kitab Suci: ”Kasihilah sesamamu manusia seperti dirimu sendiri”, kamu berbuat baik.</w:t>
       </w:r>
-      <w:r>
-        <w:rPr>
-          <w:lang w:val="id_ID" w:bidi="id_ID"/>
-        </w:rPr>
-      </w:r>
-      <w:r>
-        <w:rPr>
-          <w:lang w:val="id_ID" w:bidi="id_ID"/>
-        </w:rPr>
-      </w:r>
-    </w:p>
-    <w:p>
-      <w:pPr/>
-      <w:r>
-        <w:rPr>
-          <w:lang w:val="id_ID" w:bidi="id_ID"/>
-        </w:rPr>
-      </w:r>
     </w:p>
     <w:p>
       <w:pPr/>
@@ -1636,24 +967,6 @@
         </w:rPr>
         <w:t xml:space="preserve"> Tetapi, jikalau kamu memandang muka, kamu berbuat dosa, dan oleh hukum itu menjadi nyata, bahwa kamu melakukan pelanggaran.</w:t>
       </w:r>
-      <w:r>
-        <w:rPr>
-          <w:lang w:val="id_ID" w:bidi="id_ID"/>
-        </w:rPr>
-      </w:r>
-      <w:r>
-        <w:rPr>
-          <w:lang w:val="id_ID" w:bidi="id_ID"/>
-        </w:rPr>
-      </w:r>
-    </w:p>
-    <w:p>
-      <w:pPr/>
-      <w:r>
-        <w:rPr>
-          <w:lang w:val="id_ID" w:bidi="id_ID"/>
-        </w:rPr>
-      </w:r>
     </w:p>
     <w:p>
       <w:pPr/>
@@ -1675,24 +988,6 @@
         </w:rPr>
         <w:t xml:space="preserve"> Sebab barangsiapa menuruti seluruh hukum itu, tetapi mengabaikan satu bagian dari padanya, ia bersalah terhadap seluruhnya.</w:t>
       </w:r>
-      <w:r>
-        <w:rPr>
-          <w:lang w:val="id_ID" w:bidi="id_ID"/>
-        </w:rPr>
-      </w:r>
-      <w:r>
-        <w:rPr>
-          <w:lang w:val="id_ID" w:bidi="id_ID"/>
-        </w:rPr>
-      </w:r>
-    </w:p>
-    <w:p>
-      <w:pPr/>
-      <w:r>
-        <w:rPr>
-          <w:lang w:val="id_ID" w:bidi="id_ID"/>
-        </w:rPr>
-      </w:r>
     </w:p>
     <w:p>
       <w:pPr/>
@@ -1714,24 +1009,6 @@
         </w:rPr>
         <w:t xml:space="preserve"> Sebab Ia yang mengatakan: ”Jangan berzinah”, Ia mengatakan juga: ”Jangan membunuh”. Jadi jika kamu tidak berzinah tetapi membunuh, maka kamu menjadi pelanggar hukum juga.</w:t>
       </w:r>
-      <w:r>
-        <w:rPr>
-          <w:lang w:val="id_ID" w:bidi="id_ID"/>
-        </w:rPr>
-      </w:r>
-      <w:r>
-        <w:rPr>
-          <w:lang w:val="id_ID" w:bidi="id_ID"/>
-        </w:rPr>
-      </w:r>
-    </w:p>
-    <w:p>
-      <w:pPr/>
-      <w:r>
-        <w:rPr>
-          <w:lang w:val="id_ID" w:bidi="id_ID"/>
-        </w:rPr>
-      </w:r>
     </w:p>
     <w:p>
       <w:pPr/>
@@ -1753,24 +1030,6 @@
         </w:rPr>
         <w:t xml:space="preserve"> Berkatalah dan berlakulah seperti orang-orang yang akan dihakimi oleh hukum yang memerdekakan orang.</w:t>
       </w:r>
-      <w:r>
-        <w:rPr>
-          <w:lang w:val="id_ID" w:bidi="id_ID"/>
-        </w:rPr>
-      </w:r>
-      <w:r>
-        <w:rPr>
-          <w:lang w:val="id_ID" w:bidi="id_ID"/>
-        </w:rPr>
-      </w:r>
-    </w:p>
-    <w:p>
-      <w:pPr/>
-      <w:r>
-        <w:rPr>
-          <w:lang w:val="id_ID" w:bidi="id_ID"/>
-        </w:rPr>
-      </w:r>
     </w:p>
     <w:p>
       <w:pPr/>
@@ -1792,24 +1051,6 @@
         </w:rPr>
         <w:t xml:space="preserve"> Sebab penghakiman yang tak berbelas kasihan akan berlaku atas orang yang tidak berbelas kasihan. Tetapi belas kasihan akan menang atas penghakiman.</w:t>
       </w:r>
-      <w:r>
-        <w:rPr>
-          <w:lang w:val="id_ID" w:bidi="id_ID"/>
-        </w:rPr>
-      </w:r>
-      <w:r>
-        <w:rPr>
-          <w:lang w:val="id_ID" w:bidi="id_ID"/>
-        </w:rPr>
-      </w:r>
-    </w:p>
-    <w:p>
-      <w:pPr/>
-      <w:r>
-        <w:rPr>
-          <w:lang w:val="id_ID" w:bidi="id_ID"/>
-        </w:rPr>
-      </w:r>
     </w:p>
     <w:p>
       <w:pPr/>
@@ -1831,24 +1072,6 @@
         </w:rPr>
         <w:t xml:space="preserve"> Apakah gunanya, saudara-saudaraku, jika seorang mengatakan, bahwa ia mempunyai iman, padahal ia tidak mempunyai perbuatan? Dapatkah iman itu menyelamatkan dia?</w:t>
       </w:r>
-      <w:r>
-        <w:rPr>
-          <w:lang w:val="id_ID" w:bidi="id_ID"/>
-        </w:rPr>
-      </w:r>
-      <w:r>
-        <w:rPr>
-          <w:lang w:val="id_ID" w:bidi="id_ID"/>
-        </w:rPr>
-      </w:r>
-    </w:p>
-    <w:p>
-      <w:pPr/>
-      <w:r>
-        <w:rPr>
-          <w:lang w:val="id_ID" w:bidi="id_ID"/>
-        </w:rPr>
-      </w:r>
     </w:p>
     <w:p>
       <w:pPr/>
@@ -1870,24 +1093,6 @@
         </w:rPr>
         <w:t xml:space="preserve"> Jika seorang saudara atau saudari tidak mempunyai pakaian dan kekurangan makanan sehari-hari,</w:t>
       </w:r>
-      <w:r>
-        <w:rPr>
-          <w:lang w:val="id_ID" w:bidi="id_ID"/>
-        </w:rPr>
-      </w:r>
-      <w:r>
-        <w:rPr>
-          <w:lang w:val="id_ID" w:bidi="id_ID"/>
-        </w:rPr>
-      </w:r>
-    </w:p>
-    <w:p>
-      <w:pPr/>
-      <w:r>
-        <w:rPr>
-          <w:lang w:val="id_ID" w:bidi="id_ID"/>
-        </w:rPr>
-      </w:r>
     </w:p>
     <w:p>
       <w:pPr/>
@@ -1909,24 +1114,6 @@
         </w:rPr>
         <w:t xml:space="preserve"> dan seorang dari antara kamu berkata: ”Selamat jalan, kenakanlah kain panas dan makanlah sampai kenyang!”, tetapi ia tidak memberikan kepadanya apa yang perlu bagi tubuhnya, apakah gunanya itu?</w:t>
       </w:r>
-      <w:r>
-        <w:rPr>
-          <w:lang w:val="id_ID" w:bidi="id_ID"/>
-        </w:rPr>
-      </w:r>
-      <w:r>
-        <w:rPr>
-          <w:lang w:val="id_ID" w:bidi="id_ID"/>
-        </w:rPr>
-      </w:r>
-    </w:p>
-    <w:p>
-      <w:pPr/>
-      <w:r>
-        <w:rPr>
-          <w:lang w:val="id_ID" w:bidi="id_ID"/>
-        </w:rPr>
-      </w:r>
     </w:p>
     <w:p>
       <w:pPr/>
@@ -1948,24 +1135,6 @@
         </w:rPr>
         <w:t xml:space="preserve"> Demikian juga halnya dengan iman: Jika iman itu tidak disertai perbuatan, maka iman itu pada hakekatnya adalah mati.</w:t>
       </w:r>
-      <w:r>
-        <w:rPr>
-          <w:lang w:val="id_ID" w:bidi="id_ID"/>
-        </w:rPr>
-      </w:r>
-      <w:r>
-        <w:rPr>
-          <w:lang w:val="id_ID" w:bidi="id_ID"/>
-        </w:rPr>
-      </w:r>
-    </w:p>
-    <w:p>
-      <w:pPr/>
-      <w:r>
-        <w:rPr>
-          <w:lang w:val="id_ID" w:bidi="id_ID"/>
-        </w:rPr>
-      </w:r>
     </w:p>
     <w:p>
       <w:pPr/>
@@ -1987,24 +1156,6 @@
         </w:rPr>
         <w:t xml:space="preserve"> Tetapi mungkin ada orang berkata: ”Padamu ada iman dan padaku ada perbuatan”, aku akan menjawab dia: ”Tunjukkanlah kepadaku imanmu itu tanpa perbuatan, dan aku akan menunjukkan kepadamu imanku dari perbuatan-perbuatanku.”</w:t>
       </w:r>
-      <w:r>
-        <w:rPr>
-          <w:lang w:val="id_ID" w:bidi="id_ID"/>
-        </w:rPr>
-      </w:r>
-      <w:r>
-        <w:rPr>
-          <w:lang w:val="id_ID" w:bidi="id_ID"/>
-        </w:rPr>
-      </w:r>
-    </w:p>
-    <w:p>
-      <w:pPr/>
-      <w:r>
-        <w:rPr>
-          <w:lang w:val="id_ID" w:bidi="id_ID"/>
-        </w:rPr>
-      </w:r>
     </w:p>
     <w:p>
       <w:pPr/>
@@ -2026,24 +1177,6 @@
         </w:rPr>
         <w:t xml:space="preserve"> Engkau percaya, bahwa hanya ada satu Allah saja? Itu baik! Tetapi setan-setan pun juga percaya akan hal itu dan mereka gemetar.</w:t>
       </w:r>
-      <w:r>
-        <w:rPr>
-          <w:lang w:val="id_ID" w:bidi="id_ID"/>
-        </w:rPr>
-      </w:r>
-      <w:r>
-        <w:rPr>
-          <w:lang w:val="id_ID" w:bidi="id_ID"/>
-        </w:rPr>
-      </w:r>
-    </w:p>
-    <w:p>
-      <w:pPr/>
-      <w:r>
-        <w:rPr>
-          <w:lang w:val="id_ID" w:bidi="id_ID"/>
-        </w:rPr>
-      </w:r>
     </w:p>
     <w:p>
       <w:pPr/>
@@ -2065,24 +1198,6 @@
         </w:rPr>
         <w:t xml:space="preserve"> Hai manusia yang bebal, maukah engkau mengakui sekarang, bahwa iman tanpa perbuatan adalah iman yang kosong?</w:t>
       </w:r>
-      <w:r>
-        <w:rPr>
-          <w:lang w:val="id_ID" w:bidi="id_ID"/>
-        </w:rPr>
-      </w:r>
-      <w:r>
-        <w:rPr>
-          <w:lang w:val="id_ID" w:bidi="id_ID"/>
-        </w:rPr>
-      </w:r>
-    </w:p>
-    <w:p>
-      <w:pPr/>
-      <w:r>
-        <w:rPr>
-          <w:lang w:val="id_ID" w:bidi="id_ID"/>
-        </w:rPr>
-      </w:r>
     </w:p>
     <w:p>
       <w:pPr/>
@@ -2104,24 +1219,6 @@
         </w:rPr>
         <w:t xml:space="preserve"> Bukankah Abraham, bapa kita, dibenarkan karena perbuatan-perbuatannya, ketika ia mempersembahkan Ishak, anaknya, di atas mezbah?</w:t>
       </w:r>
-      <w:r>
-        <w:rPr>
-          <w:lang w:val="id_ID" w:bidi="id_ID"/>
-        </w:rPr>
-      </w:r>
-      <w:r>
-        <w:rPr>
-          <w:lang w:val="id_ID" w:bidi="id_ID"/>
-        </w:rPr>
-      </w:r>
-    </w:p>
-    <w:p>
-      <w:pPr/>
-      <w:r>
-        <w:rPr>
-          <w:lang w:val="id_ID" w:bidi="id_ID"/>
-        </w:rPr>
-      </w:r>
     </w:p>
     <w:p>
       <w:pPr/>
@@ -2143,24 +1240,6 @@
         </w:rPr>
         <w:t xml:space="preserve"> Kamu lihat, bahwa iman bekerjasama dengan perbuatan-perbuatan dan oleh perbuatan-perbuatan itu iman menjadi sempurna.</w:t>
       </w:r>
-      <w:r>
-        <w:rPr>
-          <w:lang w:val="id_ID" w:bidi="id_ID"/>
-        </w:rPr>
-      </w:r>
-      <w:r>
-        <w:rPr>
-          <w:lang w:val="id_ID" w:bidi="id_ID"/>
-        </w:rPr>
-      </w:r>
-    </w:p>
-    <w:p>
-      <w:pPr/>
-      <w:r>
-        <w:rPr>
-          <w:lang w:val="id_ID" w:bidi="id_ID"/>
-        </w:rPr>
-      </w:r>
     </w:p>
     <w:p>
       <w:pPr/>
@@ -2182,24 +1261,6 @@
         </w:rPr>
         <w:t xml:space="preserve"> Dengan jalan demikian genaplah nas yang mengatakan: ”Lalu percayalah Abraham kepada Allah, maka Allah memperhitungkan hal itu kepadanya sebagai kebenaran.” Karena itu Abraham disebut: ”Sahabat Allah.”</w:t>
       </w:r>
-      <w:r>
-        <w:rPr>
-          <w:lang w:val="id_ID" w:bidi="id_ID"/>
-        </w:rPr>
-      </w:r>
-      <w:r>
-        <w:rPr>
-          <w:lang w:val="id_ID" w:bidi="id_ID"/>
-        </w:rPr>
-      </w:r>
-    </w:p>
-    <w:p>
-      <w:pPr/>
-      <w:r>
-        <w:rPr>
-          <w:lang w:val="id_ID" w:bidi="id_ID"/>
-        </w:rPr>
-      </w:r>
     </w:p>
     <w:p>
       <w:pPr/>
@@ -2221,24 +1282,6 @@
         </w:rPr>
         <w:t xml:space="preserve"> Jadi kamu lihat, bahwa manusia dibenarkan karena perbuatan-perbuatannya dan bukan hanya karena iman.</w:t>
       </w:r>
-      <w:r>
-        <w:rPr>
-          <w:lang w:val="id_ID" w:bidi="id_ID"/>
-        </w:rPr>
-      </w:r>
-      <w:r>
-        <w:rPr>
-          <w:lang w:val="id_ID" w:bidi="id_ID"/>
-        </w:rPr>
-      </w:r>
-    </w:p>
-    <w:p>
-      <w:pPr/>
-      <w:r>
-        <w:rPr>
-          <w:lang w:val="id_ID" w:bidi="id_ID"/>
-        </w:rPr>
-      </w:r>
     </w:p>
     <w:p>
       <w:pPr/>
@@ -2260,24 +1303,6 @@
         </w:rPr>
         <w:t xml:space="preserve"> Dan bukankah demikian juga Rahab, pelacur itu, dibenarkan karena perbuatan-perbuatannya, ketika ia menyembunyikan orang-orang yang disuruh itu di dalam rumahnya, lalu menolong mereka lolos melalui jalan yang lain?</w:t>
       </w:r>
-      <w:r>
-        <w:rPr>
-          <w:lang w:val="id_ID" w:bidi="id_ID"/>
-        </w:rPr>
-      </w:r>
-      <w:r>
-        <w:rPr>
-          <w:lang w:val="id_ID" w:bidi="id_ID"/>
-        </w:rPr>
-      </w:r>
-    </w:p>
-    <w:p>
-      <w:pPr/>
-      <w:r>
-        <w:rPr>
-          <w:lang w:val="id_ID" w:bidi="id_ID"/>
-        </w:rPr>
-      </w:r>
     </w:p>
     <w:p>
       <w:pPr/>
@@ -2299,24 +1324,6 @@
         </w:rPr>
         <w:t xml:space="preserve"> Sebab seperti tubuh tanpa roh adalah mati, demikian jugalah iman tanpa perbuatan-perbuatan adalah mati.</w:t>
       </w:r>
-      <w:r>
-        <w:rPr>
-          <w:lang w:val="id_ID" w:bidi="id_ID"/>
-        </w:rPr>
-      </w:r>
-      <w:r>
-        <w:rPr>
-          <w:lang w:val="id_ID" w:bidi="id_ID"/>
-        </w:rPr>
-      </w:r>
-    </w:p>
-    <w:p>
-      <w:pPr/>
-      <w:r>
-        <w:rPr>
-          <w:lang w:val="id_ID" w:bidi="id_ID"/>
-        </w:rPr>
-      </w:r>
     </w:p>
     <w:p>
       <w:pPr>
@@ -2354,24 +1361,6 @@
         </w:rPr>
         <w:t xml:space="preserve"> Saudara-saudaraku, janganlah banyak orang di antara kamu mau menjadi guru; sebab kita tahu, bahwa sebagai guru kita akan dihakimi menurut ukuran yang lebih berat.</w:t>
       </w:r>
-      <w:r>
-        <w:rPr>
-          <w:lang w:val="id_ID" w:bidi="id_ID"/>
-        </w:rPr>
-      </w:r>
-      <w:r>
-        <w:rPr>
-          <w:lang w:val="id_ID" w:bidi="id_ID"/>
-        </w:rPr>
-      </w:r>
-    </w:p>
-    <w:p>
-      <w:pPr/>
-      <w:r>
-        <w:rPr>
-          <w:lang w:val="id_ID" w:bidi="id_ID"/>
-        </w:rPr>
-      </w:r>
     </w:p>
     <w:p>
       <w:pPr/>
@@ -2393,24 +1382,6 @@
         </w:rPr>
         <w:t xml:space="preserve"> Sebab kita semua bersalah dalam banyak hal; barangsiapa tidak bersalah dalam perkataannya, ia adalah orang sempurna, yang dapat juga mengendalikan seluruh tubuhnya.</w:t>
       </w:r>
-      <w:r>
-        <w:rPr>
-          <w:lang w:val="id_ID" w:bidi="id_ID"/>
-        </w:rPr>
-      </w:r>
-      <w:r>
-        <w:rPr>
-          <w:lang w:val="id_ID" w:bidi="id_ID"/>
-        </w:rPr>
-      </w:r>
-    </w:p>
-    <w:p>
-      <w:pPr/>
-      <w:r>
-        <w:rPr>
-          <w:lang w:val="id_ID" w:bidi="id_ID"/>
-        </w:rPr>
-      </w:r>
     </w:p>
     <w:p>
       <w:pPr/>
@@ -2432,24 +1403,6 @@
         </w:rPr>
         <w:t xml:space="preserve"> Kita mengenakan kekang pada mulut kuda, sehingga ia menuruti kehendak kita, dengan jalan demikian kita dapat juga mengendalikan seluruh tubuhnya.</w:t>
       </w:r>
-      <w:r>
-        <w:rPr>
-          <w:lang w:val="id_ID" w:bidi="id_ID"/>
-        </w:rPr>
-      </w:r>
-      <w:r>
-        <w:rPr>
-          <w:lang w:val="id_ID" w:bidi="id_ID"/>
-        </w:rPr>
-      </w:r>
-    </w:p>
-    <w:p>
-      <w:pPr/>
-      <w:r>
-        <w:rPr>
-          <w:lang w:val="id_ID" w:bidi="id_ID"/>
-        </w:rPr>
-      </w:r>
     </w:p>
     <w:p>
       <w:pPr/>
@@ -2471,24 +1424,6 @@
         </w:rPr>
         <w:t xml:space="preserve"> Dan lihat saja kapal-kapal, walaupun amat besar dan digerakkan oleh angin keras, namun dapat dikendalikan oleh kemudi yang amat kecil menurut kehendak jurumudi.</w:t>
       </w:r>
-      <w:r>
-        <w:rPr>
-          <w:lang w:val="id_ID" w:bidi="id_ID"/>
-        </w:rPr>
-      </w:r>
-      <w:r>
-        <w:rPr>
-          <w:lang w:val="id_ID" w:bidi="id_ID"/>
-        </w:rPr>
-      </w:r>
-    </w:p>
-    <w:p>
-      <w:pPr/>
-      <w:r>
-        <w:rPr>
-          <w:lang w:val="id_ID" w:bidi="id_ID"/>
-        </w:rPr>
-      </w:r>
     </w:p>
     <w:p>
       <w:pPr/>
@@ -2510,24 +1445,6 @@
         </w:rPr>
         <w:t xml:space="preserve"> Demikian juga lidah, walaupun suatu anggota kecil dari tubuh, namun dapat memegahkan perkara-perkara yang besar. Lihatlah, betapa pun kecilnya api, ia dapat membakar hutan yang besar.</w:t>
       </w:r>
-      <w:r>
-        <w:rPr>
-          <w:lang w:val="id_ID" w:bidi="id_ID"/>
-        </w:rPr>
-      </w:r>
-      <w:r>
-        <w:rPr>
-          <w:lang w:val="id_ID" w:bidi="id_ID"/>
-        </w:rPr>
-      </w:r>
-    </w:p>
-    <w:p>
-      <w:pPr/>
-      <w:r>
-        <w:rPr>
-          <w:lang w:val="id_ID" w:bidi="id_ID"/>
-        </w:rPr>
-      </w:r>
     </w:p>
     <w:p>
       <w:pPr/>
@@ -2549,24 +1466,6 @@
         </w:rPr>
         <w:t xml:space="preserve"> Lidah pun adalah api; ia merupakan suatu dunia kejahatan dan mengambil tempat di antara anggota-anggota tubuh kita sebagai sesuatu yang dapat menodai seluruh tubuh dan menyalakan roda kehidupan kita, sedang ia sendiri dinyalakan oleh api neraka.</w:t>
       </w:r>
-      <w:r>
-        <w:rPr>
-          <w:lang w:val="id_ID" w:bidi="id_ID"/>
-        </w:rPr>
-      </w:r>
-      <w:r>
-        <w:rPr>
-          <w:lang w:val="id_ID" w:bidi="id_ID"/>
-        </w:rPr>
-      </w:r>
-    </w:p>
-    <w:p>
-      <w:pPr/>
-      <w:r>
-        <w:rPr>
-          <w:lang w:val="id_ID" w:bidi="id_ID"/>
-        </w:rPr>
-      </w:r>
     </w:p>
     <w:p>
       <w:pPr/>
@@ -2588,24 +1487,6 @@
         </w:rPr>
         <w:t xml:space="preserve"> Semua jenis binatang liar, burung-burung, serta binatang-binatang menjalar dan binatang-binatang laut dapat dijinakkan dan telah dijinakkan oleh sifat manusia,</w:t>
       </w:r>
-      <w:r>
-        <w:rPr>
-          <w:lang w:val="id_ID" w:bidi="id_ID"/>
-        </w:rPr>
-      </w:r>
-      <w:r>
-        <w:rPr>
-          <w:lang w:val="id_ID" w:bidi="id_ID"/>
-        </w:rPr>
-      </w:r>
-    </w:p>
-    <w:p>
-      <w:pPr/>
-      <w:r>
-        <w:rPr>
-          <w:lang w:val="id_ID" w:bidi="id_ID"/>
-        </w:rPr>
-      </w:r>
     </w:p>
     <w:p>
       <w:pPr/>
@@ -2627,24 +1508,6 @@
         </w:rPr>
         <w:t xml:space="preserve"> tetapi tidak seorang pun yang berkuasa menjinakkan lidah; ia adalah sesuatu yang buas, yang tak terkuasai, dan penuh racun yang mematikan.</w:t>
       </w:r>
-      <w:r>
-        <w:rPr>
-          <w:lang w:val="id_ID" w:bidi="id_ID"/>
-        </w:rPr>
-      </w:r>
-      <w:r>
-        <w:rPr>
-          <w:lang w:val="id_ID" w:bidi="id_ID"/>
-        </w:rPr>
-      </w:r>
-    </w:p>
-    <w:p>
-      <w:pPr/>
-      <w:r>
-        <w:rPr>
-          <w:lang w:val="id_ID" w:bidi="id_ID"/>
-        </w:rPr>
-      </w:r>
     </w:p>
     <w:p>
       <w:pPr/>
@@ -2666,24 +1529,6 @@
         </w:rPr>
         <w:t xml:space="preserve"> Dengan lidah kita memuji Tuhan, Bapa kita; dan dengan lidah kita mengutuk manusia yang diciptakan menurut rupa Allah,</w:t>
       </w:r>
-      <w:r>
-        <w:rPr>
-          <w:lang w:val="id_ID" w:bidi="id_ID"/>
-        </w:rPr>
-      </w:r>
-      <w:r>
-        <w:rPr>
-          <w:lang w:val="id_ID" w:bidi="id_ID"/>
-        </w:rPr>
-      </w:r>
-    </w:p>
-    <w:p>
-      <w:pPr/>
-      <w:r>
-        <w:rPr>
-          <w:lang w:val="id_ID" w:bidi="id_ID"/>
-        </w:rPr>
-      </w:r>
     </w:p>
     <w:p>
       <w:pPr/>
@@ -2705,24 +1550,6 @@
         </w:rPr>
         <w:t xml:space="preserve"> dari mulut yang satu keluar berkat dan kutuk. Hal ini, saudara-saudaraku, tidak boleh demikian terjadi.</w:t>
       </w:r>
-      <w:r>
-        <w:rPr>
-          <w:lang w:val="id_ID" w:bidi="id_ID"/>
-        </w:rPr>
-      </w:r>
-      <w:r>
-        <w:rPr>
-          <w:lang w:val="id_ID" w:bidi="id_ID"/>
-        </w:rPr>
-      </w:r>
-    </w:p>
-    <w:p>
-      <w:pPr/>
-      <w:r>
-        <w:rPr>
-          <w:lang w:val="id_ID" w:bidi="id_ID"/>
-        </w:rPr>
-      </w:r>
     </w:p>
     <w:p>
       <w:pPr/>
@@ -2744,24 +1571,6 @@
         </w:rPr>
         <w:t xml:space="preserve"> Adakah sumber memancarkan air tawar dan air pahit dari mata air yang sama?</w:t>
       </w:r>
-      <w:r>
-        <w:rPr>
-          <w:lang w:val="id_ID" w:bidi="id_ID"/>
-        </w:rPr>
-      </w:r>
-      <w:r>
-        <w:rPr>
-          <w:lang w:val="id_ID" w:bidi="id_ID"/>
-        </w:rPr>
-      </w:r>
-    </w:p>
-    <w:p>
-      <w:pPr/>
-      <w:r>
-        <w:rPr>
-          <w:lang w:val="id_ID" w:bidi="id_ID"/>
-        </w:rPr>
-      </w:r>
     </w:p>
     <w:p>
       <w:pPr/>
@@ -2783,24 +1592,6 @@
         </w:rPr>
         <w:t xml:space="preserve"> Saudara-saudaraku, adakah pohon ara dapat menghasilkan buah zaitun dan adakah pokok anggur dapat menghasilkan buah ara? Demikian juga mata air asin tidak dapat mengeluarkan air tawar.</w:t>
       </w:r>
-      <w:r>
-        <w:rPr>
-          <w:lang w:val="id_ID" w:bidi="id_ID"/>
-        </w:rPr>
-      </w:r>
-      <w:r>
-        <w:rPr>
-          <w:lang w:val="id_ID" w:bidi="id_ID"/>
-        </w:rPr>
-      </w:r>
-    </w:p>
-    <w:p>
-      <w:pPr/>
-      <w:r>
-        <w:rPr>
-          <w:lang w:val="id_ID" w:bidi="id_ID"/>
-        </w:rPr>
-      </w:r>
     </w:p>
     <w:p>
       <w:pPr/>
@@ -2822,24 +1613,6 @@
         </w:rPr>
         <w:t xml:space="preserve"> Siapakah di antara kamu yang bijak dan berbudi? Baiklah ia dengan cara hidup yang baik menyatakan perbuatannya oleh hikmat yang lahir dari kelemahlembutan.</w:t>
       </w:r>
-      <w:r>
-        <w:rPr>
-          <w:lang w:val="id_ID" w:bidi="id_ID"/>
-        </w:rPr>
-      </w:r>
-      <w:r>
-        <w:rPr>
-          <w:lang w:val="id_ID" w:bidi="id_ID"/>
-        </w:rPr>
-      </w:r>
-    </w:p>
-    <w:p>
-      <w:pPr/>
-      <w:r>
-        <w:rPr>
-          <w:lang w:val="id_ID" w:bidi="id_ID"/>
-        </w:rPr>
-      </w:r>
     </w:p>
     <w:p>
       <w:pPr/>
@@ -2861,24 +1634,6 @@
         </w:rPr>
         <w:t xml:space="preserve"> Jika kamu menaruh perasaan iri hati dan kamu mementingkan diri sendiri, janganlah kamu memegahkan diri dan janganlah berdusta melawan kebenaran!</w:t>
       </w:r>
-      <w:r>
-        <w:rPr>
-          <w:lang w:val="id_ID" w:bidi="id_ID"/>
-        </w:rPr>
-      </w:r>
-      <w:r>
-        <w:rPr>
-          <w:lang w:val="id_ID" w:bidi="id_ID"/>
-        </w:rPr>
-      </w:r>
-    </w:p>
-    <w:p>
-      <w:pPr/>
-      <w:r>
-        <w:rPr>
-          <w:lang w:val="id_ID" w:bidi="id_ID"/>
-        </w:rPr>
-      </w:r>
     </w:p>
     <w:p>
       <w:pPr/>
@@ -2900,24 +1655,6 @@
         </w:rPr>
         <w:t xml:space="preserve"> Itu bukanlah hikmat yang datang dari atas, tetapi dari dunia, dari nafsu manusia, dari setan-setan.</w:t>
       </w:r>
-      <w:r>
-        <w:rPr>
-          <w:lang w:val="id_ID" w:bidi="id_ID"/>
-        </w:rPr>
-      </w:r>
-      <w:r>
-        <w:rPr>
-          <w:lang w:val="id_ID" w:bidi="id_ID"/>
-        </w:rPr>
-      </w:r>
-    </w:p>
-    <w:p>
-      <w:pPr/>
-      <w:r>
-        <w:rPr>
-          <w:lang w:val="id_ID" w:bidi="id_ID"/>
-        </w:rPr>
-      </w:r>
     </w:p>
     <w:p>
       <w:pPr/>
@@ -2939,24 +1676,6 @@
         </w:rPr>
         <w:t xml:space="preserve"> Sebab di mana ada iri hati dan mementingkan diri sendiri di situ ada kekacauan dan segala macam perbuatan jahat.</w:t>
       </w:r>
-      <w:r>
-        <w:rPr>
-          <w:lang w:val="id_ID" w:bidi="id_ID"/>
-        </w:rPr>
-      </w:r>
-      <w:r>
-        <w:rPr>
-          <w:lang w:val="id_ID" w:bidi="id_ID"/>
-        </w:rPr>
-      </w:r>
-    </w:p>
-    <w:p>
-      <w:pPr/>
-      <w:r>
-        <w:rPr>
-          <w:lang w:val="id_ID" w:bidi="id_ID"/>
-        </w:rPr>
-      </w:r>
     </w:p>
     <w:p>
       <w:pPr/>
@@ -2978,24 +1697,6 @@
         </w:rPr>
         <w:t xml:space="preserve"> Tetapi hikmat yang dari atas adalah pertama-tama murni, selanjutnya pendamai, peramah, penurut, penuh belas kasihan dan buah-buah yang baik, tidak memihak dan tidak munafik.</w:t>
       </w:r>
-      <w:r>
-        <w:rPr>
-          <w:lang w:val="id_ID" w:bidi="id_ID"/>
-        </w:rPr>
-      </w:r>
-      <w:r>
-        <w:rPr>
-          <w:lang w:val="id_ID" w:bidi="id_ID"/>
-        </w:rPr>
-      </w:r>
-    </w:p>
-    <w:p>
-      <w:pPr/>
-      <w:r>
-        <w:rPr>
-          <w:lang w:val="id_ID" w:bidi="id_ID"/>
-        </w:rPr>
-      </w:r>
     </w:p>
     <w:p>
       <w:pPr/>
@@ -3017,24 +1718,6 @@
         </w:rPr>
         <w:t xml:space="preserve"> Dan buah yang terdiri dari kebenaran ditaburkan dalam damai untuk mereka yang mengadakan damai.</w:t>
       </w:r>
-      <w:r>
-        <w:rPr>
-          <w:lang w:val="id_ID" w:bidi="id_ID"/>
-        </w:rPr>
-      </w:r>
-      <w:r>
-        <w:rPr>
-          <w:lang w:val="id_ID" w:bidi="id_ID"/>
-        </w:rPr>
-      </w:r>
-    </w:p>
-    <w:p>
-      <w:pPr/>
-      <w:r>
-        <w:rPr>
-          <w:lang w:val="id_ID" w:bidi="id_ID"/>
-        </w:rPr>
-      </w:r>
     </w:p>
     <w:p>
       <w:pPr>
@@ -3072,24 +1755,6 @@
         </w:rPr>
         <w:t xml:space="preserve"> Dari manakah datangnya sengketa dan pertengkaran di antara kamu? Bukankah datangnya dari hawa nafsumu yang saling berjuang di dalam tubuhmu?</w:t>
       </w:r>
-      <w:r>
-        <w:rPr>
-          <w:lang w:val="id_ID" w:bidi="id_ID"/>
-        </w:rPr>
-      </w:r>
-      <w:r>
-        <w:rPr>
-          <w:lang w:val="id_ID" w:bidi="id_ID"/>
-        </w:rPr>
-      </w:r>
-    </w:p>
-    <w:p>
-      <w:pPr/>
-      <w:r>
-        <w:rPr>
-          <w:lang w:val="id_ID" w:bidi="id_ID"/>
-        </w:rPr>
-      </w:r>
     </w:p>
     <w:p>
       <w:pPr/>
@@ -3111,24 +1776,6 @@
         </w:rPr>
         <w:t xml:space="preserve"> Kamu mengingini sesuatu, tetapi kamu tidak memperolehnya, lalu kamu membunuh; kamu iri hati, tetapi kamu tidak mencapai tujuanmu, lalu kamu bertengkar dan kamu berkelahi. Kamu tidak memperoleh apa-apa, karena kamu tidak berdoa.</w:t>
       </w:r>
-      <w:r>
-        <w:rPr>
-          <w:lang w:val="id_ID" w:bidi="id_ID"/>
-        </w:rPr>
-      </w:r>
-      <w:r>
-        <w:rPr>
-          <w:lang w:val="id_ID" w:bidi="id_ID"/>
-        </w:rPr>
-      </w:r>
-    </w:p>
-    <w:p>
-      <w:pPr/>
-      <w:r>
-        <w:rPr>
-          <w:lang w:val="id_ID" w:bidi="id_ID"/>
-        </w:rPr>
-      </w:r>
     </w:p>
     <w:p>
       <w:pPr/>
@@ -3150,24 +1797,6 @@
         </w:rPr>
         <w:t xml:space="preserve"> Atau kamu berdoa juga, tetapi kamu tidak menerima apa-apa, karena kamu salah berdoa, sebab yang kamu minta itu hendak kamu habiskan untuk memuaskan hawa nafsumu.</w:t>
       </w:r>
-      <w:r>
-        <w:rPr>
-          <w:lang w:val="id_ID" w:bidi="id_ID"/>
-        </w:rPr>
-      </w:r>
-      <w:r>
-        <w:rPr>
-          <w:lang w:val="id_ID" w:bidi="id_ID"/>
-        </w:rPr>
-      </w:r>
-    </w:p>
-    <w:p>
-      <w:pPr/>
-      <w:r>
-        <w:rPr>
-          <w:lang w:val="id_ID" w:bidi="id_ID"/>
-        </w:rPr>
-      </w:r>
     </w:p>
     <w:p>
       <w:pPr/>
@@ -3189,24 +1818,6 @@
         </w:rPr>
         <w:t xml:space="preserve"> Hai kamu, orang-orang yang tidak setia! Tidakkah kamu tahu, bahwa persahabatan dengan dunia adalah permusuhan dengan Allah? Jadi barangsiapa hendak menjadi sahabat dunia ini, ia menjadikan dirinya musuh Allah.</w:t>
       </w:r>
-      <w:r>
-        <w:rPr>
-          <w:lang w:val="id_ID" w:bidi="id_ID"/>
-        </w:rPr>
-      </w:r>
-      <w:r>
-        <w:rPr>
-          <w:lang w:val="id_ID" w:bidi="id_ID"/>
-        </w:rPr>
-      </w:r>
-    </w:p>
-    <w:p>
-      <w:pPr/>
-      <w:r>
-        <w:rPr>
-          <w:lang w:val="id_ID" w:bidi="id_ID"/>
-        </w:rPr>
-      </w:r>
     </w:p>
     <w:p>
       <w:pPr/>
@@ -3228,24 +1839,6 @@
         </w:rPr>
         <w:t xml:space="preserve"> Janganlah kamu menyangka, bahwa Kitab Suci tanpa alasan berkata: ”Roh yang ditempatkan Allah di dalam diri kita, diingini-Nya dengan cemburu!”</w:t>
       </w:r>
-      <w:r>
-        <w:rPr>
-          <w:lang w:val="id_ID" w:bidi="id_ID"/>
-        </w:rPr>
-      </w:r>
-      <w:r>
-        <w:rPr>
-          <w:lang w:val="id_ID" w:bidi="id_ID"/>
-        </w:rPr>
-      </w:r>
-    </w:p>
-    <w:p>
-      <w:pPr/>
-      <w:r>
-        <w:rPr>
-          <w:lang w:val="id_ID" w:bidi="id_ID"/>
-        </w:rPr>
-      </w:r>
     </w:p>
     <w:p>
       <w:pPr/>
@@ -3267,24 +1860,6 @@
         </w:rPr>
         <w:t xml:space="preserve"> Tetapi kasih karunia, yang dianugerahkan-Nya kepada kita, lebih besar dari pada itu. Karena itu Ia katakan: ”Allah menentang orang yang congkak, tetapi mengasihani orang yang rendah hati.”</w:t>
       </w:r>
-      <w:r>
-        <w:rPr>
-          <w:lang w:val="id_ID" w:bidi="id_ID"/>
-        </w:rPr>
-      </w:r>
-      <w:r>
-        <w:rPr>
-          <w:lang w:val="id_ID" w:bidi="id_ID"/>
-        </w:rPr>
-      </w:r>
-    </w:p>
-    <w:p>
-      <w:pPr/>
-      <w:r>
-        <w:rPr>
-          <w:lang w:val="id_ID" w:bidi="id_ID"/>
-        </w:rPr>
-      </w:r>
     </w:p>
     <w:p>
       <w:pPr/>
@@ -3306,24 +1881,6 @@
         </w:rPr>
         <w:t xml:space="preserve"> Karena itu tunduklah kepada Allah, dan lawanlah Iblis, maka ia akan lari dari padamu!</w:t>
       </w:r>
-      <w:r>
-        <w:rPr>
-          <w:lang w:val="id_ID" w:bidi="id_ID"/>
-        </w:rPr>
-      </w:r>
-      <w:r>
-        <w:rPr>
-          <w:lang w:val="id_ID" w:bidi="id_ID"/>
-        </w:rPr>
-      </w:r>
-    </w:p>
-    <w:p>
-      <w:pPr/>
-      <w:r>
-        <w:rPr>
-          <w:lang w:val="id_ID" w:bidi="id_ID"/>
-        </w:rPr>
-      </w:r>
     </w:p>
     <w:p>
       <w:pPr/>
@@ -3345,24 +1902,6 @@
         </w:rPr>
         <w:t xml:space="preserve"> Mendekatlah kepada Allah, dan Ia akan mendekat kepadamu. Tahirkanlah tanganmu, hai kamu orang-orang berdosa! dan sucikanlah hatimu, hai kamu yang mendua hati!</w:t>
       </w:r>
-      <w:r>
-        <w:rPr>
-          <w:lang w:val="id_ID" w:bidi="id_ID"/>
-        </w:rPr>
-      </w:r>
-      <w:r>
-        <w:rPr>
-          <w:lang w:val="id_ID" w:bidi="id_ID"/>
-        </w:rPr>
-      </w:r>
-    </w:p>
-    <w:p>
-      <w:pPr/>
-      <w:r>
-        <w:rPr>
-          <w:lang w:val="id_ID" w:bidi="id_ID"/>
-        </w:rPr>
-      </w:r>
     </w:p>
     <w:p>
       <w:pPr/>
@@ -3384,24 +1923,6 @@
         </w:rPr>
         <w:t xml:space="preserve"> Sadarilah kemalanganmu, berdukacita dan merataplah; hendaklah tertawamu kamu ganti dengan ratap dan sukacitamu dengan dukacita.</w:t>
       </w:r>
-      <w:r>
-        <w:rPr>
-          <w:lang w:val="id_ID" w:bidi="id_ID"/>
-        </w:rPr>
-      </w:r>
-      <w:r>
-        <w:rPr>
-          <w:lang w:val="id_ID" w:bidi="id_ID"/>
-        </w:rPr>
-      </w:r>
-    </w:p>
-    <w:p>
-      <w:pPr/>
-      <w:r>
-        <w:rPr>
-          <w:lang w:val="id_ID" w:bidi="id_ID"/>
-        </w:rPr>
-      </w:r>
     </w:p>
     <w:p>
       <w:pPr/>
@@ -3423,24 +1944,6 @@
         </w:rPr>
         <w:t xml:space="preserve"> Rendahkanlah dirimu di hadapan Tuhan, dan Ia akan meninggikan kamu.</w:t>
       </w:r>
-      <w:r>
-        <w:rPr>
-          <w:lang w:val="id_ID" w:bidi="id_ID"/>
-        </w:rPr>
-      </w:r>
-      <w:r>
-        <w:rPr>
-          <w:lang w:val="id_ID" w:bidi="id_ID"/>
-        </w:rPr>
-      </w:r>
-    </w:p>
-    <w:p>
-      <w:pPr/>
-      <w:r>
-        <w:rPr>
-          <w:lang w:val="id_ID" w:bidi="id_ID"/>
-        </w:rPr>
-      </w:r>
     </w:p>
     <w:p>
       <w:pPr/>
@@ -3462,24 +1965,6 @@
         </w:rPr>
         <w:t xml:space="preserve"> Saudara-saudaraku, janganlah kamu saling memfitnah! Barangsiapa memfitnah saudaranya atau menghakiminya, ia mencela hukum dan menghakiminya; dan jika engkau menghakimi hukum, maka engkau bukanlah penurut hukum, tetapi hakimnya.</w:t>
       </w:r>
-      <w:r>
-        <w:rPr>
-          <w:lang w:val="id_ID" w:bidi="id_ID"/>
-        </w:rPr>
-      </w:r>
-      <w:r>
-        <w:rPr>
-          <w:lang w:val="id_ID" w:bidi="id_ID"/>
-        </w:rPr>
-      </w:r>
-    </w:p>
-    <w:p>
-      <w:pPr/>
-      <w:r>
-        <w:rPr>
-          <w:lang w:val="id_ID" w:bidi="id_ID"/>
-        </w:rPr>
-      </w:r>
     </w:p>
     <w:p>
       <w:pPr/>
@@ -3501,24 +1986,6 @@
         </w:rPr>
         <w:t xml:space="preserve"> Hanya ada satu Pembuat hukum dan Hakim, yaitu Dia yang berkuasa menyelamatkan dan membinasakan. Tetapi siapakah engkau, sehingga engkau mau menghakimi sesamamu manusia?</w:t>
       </w:r>
-      <w:r>
-        <w:rPr>
-          <w:lang w:val="id_ID" w:bidi="id_ID"/>
-        </w:rPr>
-      </w:r>
-      <w:r>
-        <w:rPr>
-          <w:lang w:val="id_ID" w:bidi="id_ID"/>
-        </w:rPr>
-      </w:r>
-    </w:p>
-    <w:p>
-      <w:pPr/>
-      <w:r>
-        <w:rPr>
-          <w:lang w:val="id_ID" w:bidi="id_ID"/>
-        </w:rPr>
-      </w:r>
     </w:p>
     <w:p>
       <w:pPr/>
@@ -3540,24 +2007,6 @@
         </w:rPr>
         <w:t xml:space="preserve"> Jadi sekarang, hai kamu yang berkata: ”Hari ini atau besok kami berangkat ke kota anu, dan di sana kami akan tinggal setahun dan berdagang serta mendapat untung”,</w:t>
       </w:r>
-      <w:r>
-        <w:rPr>
-          <w:lang w:val="id_ID" w:bidi="id_ID"/>
-        </w:rPr>
-      </w:r>
-      <w:r>
-        <w:rPr>
-          <w:lang w:val="id_ID" w:bidi="id_ID"/>
-        </w:rPr>
-      </w:r>
-    </w:p>
-    <w:p>
-      <w:pPr/>
-      <w:r>
-        <w:rPr>
-          <w:lang w:val="id_ID" w:bidi="id_ID"/>
-        </w:rPr>
-      </w:r>
     </w:p>
     <w:p>
       <w:pPr/>
@@ -3579,24 +2028,6 @@
         </w:rPr>
         <w:t xml:space="preserve"> sedang kamu tidak tahu apa yang akan terjadi besok. Apakah arti hidupmu? Hidupmu itu sama seperti uap yang sebentar saja kelihatan lalu lenyap.</w:t>
       </w:r>
-      <w:r>
-        <w:rPr>
-          <w:lang w:val="id_ID" w:bidi="id_ID"/>
-        </w:rPr>
-      </w:r>
-      <w:r>
-        <w:rPr>
-          <w:lang w:val="id_ID" w:bidi="id_ID"/>
-        </w:rPr>
-      </w:r>
-    </w:p>
-    <w:p>
-      <w:pPr/>
-      <w:r>
-        <w:rPr>
-          <w:lang w:val="id_ID" w:bidi="id_ID"/>
-        </w:rPr>
-      </w:r>
     </w:p>
     <w:p>
       <w:pPr/>
@@ -3618,24 +2049,6 @@
         </w:rPr>
         <w:t xml:space="preserve"> Sebenarnya kamu harus berkata: ”Jika Tuhan menghendakinya, kami akan hidup dan berbuat ini dan itu.”</w:t>
       </w:r>
-      <w:r>
-        <w:rPr>
-          <w:lang w:val="id_ID" w:bidi="id_ID"/>
-        </w:rPr>
-      </w:r>
-      <w:r>
-        <w:rPr>
-          <w:lang w:val="id_ID" w:bidi="id_ID"/>
-        </w:rPr>
-      </w:r>
-    </w:p>
-    <w:p>
-      <w:pPr/>
-      <w:r>
-        <w:rPr>
-          <w:lang w:val="id_ID" w:bidi="id_ID"/>
-        </w:rPr>
-      </w:r>
     </w:p>
     <w:p>
       <w:pPr/>
@@ -3657,24 +2070,6 @@
         </w:rPr>
         <w:t xml:space="preserve"> Tetapi sekarang kamu memegahkan diri dalam congkakmu, dan semua kemegahan yang demikian adalah salah.</w:t>
       </w:r>
-      <w:r>
-        <w:rPr>
-          <w:lang w:val="id_ID" w:bidi="id_ID"/>
-        </w:rPr>
-      </w:r>
-      <w:r>
-        <w:rPr>
-          <w:lang w:val="id_ID" w:bidi="id_ID"/>
-        </w:rPr>
-      </w:r>
-    </w:p>
-    <w:p>
-      <w:pPr/>
-      <w:r>
-        <w:rPr>
-          <w:lang w:val="id_ID" w:bidi="id_ID"/>
-        </w:rPr>
-      </w:r>
     </w:p>
     <w:p>
       <w:pPr/>
@@ -3696,24 +2091,6 @@
         </w:rPr>
         <w:t xml:space="preserve"> Jadi jika seorang tahu bagaimana ia harus berbuat baik, tetapi ia tidak melakukannya, ia berdosa.</w:t>
       </w:r>
-      <w:r>
-        <w:rPr>
-          <w:lang w:val="id_ID" w:bidi="id_ID"/>
-        </w:rPr>
-      </w:r>
-      <w:r>
-        <w:rPr>
-          <w:lang w:val="id_ID" w:bidi="id_ID"/>
-        </w:rPr>
-      </w:r>
-    </w:p>
-    <w:p>
-      <w:pPr/>
-      <w:r>
-        <w:rPr>
-          <w:lang w:val="id_ID" w:bidi="id_ID"/>
-        </w:rPr>
-      </w:r>
     </w:p>
     <w:p>
       <w:pPr>
@@ -3751,24 +2128,6 @@
         </w:rPr>
         <w:t xml:space="preserve"> Jadi sekarang hai kamu orang-orang kaya, menangislah dan merataplah atas sengsara yang akan menimpa kamu!</w:t>
       </w:r>
-      <w:r>
-        <w:rPr>
-          <w:lang w:val="id_ID" w:bidi="id_ID"/>
-        </w:rPr>
-      </w:r>
-      <w:r>
-        <w:rPr>
-          <w:lang w:val="id_ID" w:bidi="id_ID"/>
-        </w:rPr>
-      </w:r>
-    </w:p>
-    <w:p>
-      <w:pPr/>
-      <w:r>
-        <w:rPr>
-          <w:lang w:val="id_ID" w:bidi="id_ID"/>
-        </w:rPr>
-      </w:r>
     </w:p>
     <w:p>
       <w:pPr/>
@@ -3790,24 +2149,6 @@
         </w:rPr>
         <w:t xml:space="preserve"> Kekayaanmu sudah busuk, dan pakaianmu telah dimakan ngengat!</w:t>
       </w:r>
-      <w:r>
-        <w:rPr>
-          <w:lang w:val="id_ID" w:bidi="id_ID"/>
-        </w:rPr>
-      </w:r>
-      <w:r>
-        <w:rPr>
-          <w:lang w:val="id_ID" w:bidi="id_ID"/>
-        </w:rPr>
-      </w:r>
-    </w:p>
-    <w:p>
-      <w:pPr/>
-      <w:r>
-        <w:rPr>
-          <w:lang w:val="id_ID" w:bidi="id_ID"/>
-        </w:rPr>
-      </w:r>
     </w:p>
     <w:p>
       <w:pPr/>
@@ -3829,24 +2170,6 @@
         </w:rPr>
         <w:t xml:space="preserve"> Emas dan perakmu sudah berkarat, dan karatnya akan menjadi kesaksian terhadap kamu dan akan memakan dagingmu seperti api. Kamu telah mengumpulkan harta pada hari-hari yang sedang berakhir.</w:t>
       </w:r>
-      <w:r>
-        <w:rPr>
-          <w:lang w:val="id_ID" w:bidi="id_ID"/>
-        </w:rPr>
-      </w:r>
-      <w:r>
-        <w:rPr>
-          <w:lang w:val="id_ID" w:bidi="id_ID"/>
-        </w:rPr>
-      </w:r>
-    </w:p>
-    <w:p>
-      <w:pPr/>
-      <w:r>
-        <w:rPr>
-          <w:lang w:val="id_ID" w:bidi="id_ID"/>
-        </w:rPr>
-      </w:r>
     </w:p>
     <w:p>
       <w:pPr/>
@@ -3868,24 +2191,6 @@
         </w:rPr>
         <w:t xml:space="preserve"> Sesungguhnya telah terdengar teriakan besar, karena upah yang kamu tahan dari buruh yang telah menuai hasil ladangmu, dan telah sampai ke telinga Tuhan semesta alam keluhan mereka yang menyabit panenmu.</w:t>
       </w:r>
-      <w:r>
-        <w:rPr>
-          <w:lang w:val="id_ID" w:bidi="id_ID"/>
-        </w:rPr>
-      </w:r>
-      <w:r>
-        <w:rPr>
-          <w:lang w:val="id_ID" w:bidi="id_ID"/>
-        </w:rPr>
-      </w:r>
-    </w:p>
-    <w:p>
-      <w:pPr/>
-      <w:r>
-        <w:rPr>
-          <w:lang w:val="id_ID" w:bidi="id_ID"/>
-        </w:rPr>
-      </w:r>
     </w:p>
     <w:p>
       <w:pPr/>
@@ -3907,24 +2212,6 @@
         </w:rPr>
         <w:t xml:space="preserve"> Dalam kemewahan kamu telah hidup dan berfoya-foya di bumi, kamu telah memuaskan hatimu sama seperti pada hari penyembelihan.</w:t>
       </w:r>
-      <w:r>
-        <w:rPr>
-          <w:lang w:val="id_ID" w:bidi="id_ID"/>
-        </w:rPr>
-      </w:r>
-      <w:r>
-        <w:rPr>
-          <w:lang w:val="id_ID" w:bidi="id_ID"/>
-        </w:rPr>
-      </w:r>
-    </w:p>
-    <w:p>
-      <w:pPr/>
-      <w:r>
-        <w:rPr>
-          <w:lang w:val="id_ID" w:bidi="id_ID"/>
-        </w:rPr>
-      </w:r>
     </w:p>
     <w:p>
       <w:pPr/>
@@ -3946,24 +2233,6 @@
         </w:rPr>
         <w:t xml:space="preserve"> Kamu telah menghukum, bahkan membunuh orang yang benar dan ia tidak dapat melawan kamu.</w:t>
       </w:r>
-      <w:r>
-        <w:rPr>
-          <w:lang w:val="id_ID" w:bidi="id_ID"/>
-        </w:rPr>
-      </w:r>
-      <w:r>
-        <w:rPr>
-          <w:lang w:val="id_ID" w:bidi="id_ID"/>
-        </w:rPr>
-      </w:r>
-    </w:p>
-    <w:p>
-      <w:pPr/>
-      <w:r>
-        <w:rPr>
-          <w:lang w:val="id_ID" w:bidi="id_ID"/>
-        </w:rPr>
-      </w:r>
     </w:p>
     <w:p>
       <w:pPr/>
@@ -3985,24 +2254,6 @@
         </w:rPr>
         <w:t xml:space="preserve"> Karena itu, saudara-saudara, bersabarlah sampai kepada kedatangan Tuhan! Sesungguhnya petani menantikan hasil yang berharga dari tanahnya dan ia sabar sampai telah turun hujan musim gugur dan hujan musim semi.</w:t>
       </w:r>
-      <w:r>
-        <w:rPr>
-          <w:lang w:val="id_ID" w:bidi="id_ID"/>
-        </w:rPr>
-      </w:r>
-      <w:r>
-        <w:rPr>
-          <w:lang w:val="id_ID" w:bidi="id_ID"/>
-        </w:rPr>
-      </w:r>
-    </w:p>
-    <w:p>
-      <w:pPr/>
-      <w:r>
-        <w:rPr>
-          <w:lang w:val="id_ID" w:bidi="id_ID"/>
-        </w:rPr>
-      </w:r>
     </w:p>
     <w:p>
       <w:pPr/>
@@ -4024,24 +2275,6 @@
         </w:rPr>
         <w:t xml:space="preserve"> Kamu juga harus bersabar dan harus meneguhkan hatimu, karena kedatangan Tuhan sudah dekat!</w:t>
       </w:r>
-      <w:r>
-        <w:rPr>
-          <w:lang w:val="id_ID" w:bidi="id_ID"/>
-        </w:rPr>
-      </w:r>
-      <w:r>
-        <w:rPr>
-          <w:lang w:val="id_ID" w:bidi="id_ID"/>
-        </w:rPr>
-      </w:r>
-    </w:p>
-    <w:p>
-      <w:pPr/>
-      <w:r>
-        <w:rPr>
-          <w:lang w:val="id_ID" w:bidi="id_ID"/>
-        </w:rPr>
-      </w:r>
     </w:p>
     <w:p>
       <w:pPr/>
@@ -4063,24 +2296,6 @@
         </w:rPr>
         <w:t xml:space="preserve"> Saudara-saudara, janganlah kamu bersungut-sungut dan saling mempersalahkan, supaya kamu jangan dihukum. Sesungguhnya Hakim telah berdiri di ambang pintu.</w:t>
       </w:r>
-      <w:r>
-        <w:rPr>
-          <w:lang w:val="id_ID" w:bidi="id_ID"/>
-        </w:rPr>
-      </w:r>
-      <w:r>
-        <w:rPr>
-          <w:lang w:val="id_ID" w:bidi="id_ID"/>
-        </w:rPr>
-      </w:r>
-    </w:p>
-    <w:p>
-      <w:pPr/>
-      <w:r>
-        <w:rPr>
-          <w:lang w:val="id_ID" w:bidi="id_ID"/>
-        </w:rPr>
-      </w:r>
     </w:p>
     <w:p>
       <w:pPr/>
@@ -4102,24 +2317,6 @@
         </w:rPr>
         <w:t xml:space="preserve"> Saudara-saudara, turutilah teladan penderitaan dan kesabaran para nabi yang telah berbicara demi nama Tuhan.</w:t>
       </w:r>
-      <w:r>
-        <w:rPr>
-          <w:lang w:val="id_ID" w:bidi="id_ID"/>
-        </w:rPr>
-      </w:r>
-      <w:r>
-        <w:rPr>
-          <w:lang w:val="id_ID" w:bidi="id_ID"/>
-        </w:rPr>
-      </w:r>
-    </w:p>
-    <w:p>
-      <w:pPr/>
-      <w:r>
-        <w:rPr>
-          <w:lang w:val="id_ID" w:bidi="id_ID"/>
-        </w:rPr>
-      </w:r>
     </w:p>
     <w:p>
       <w:pPr/>
@@ -4141,24 +2338,6 @@
         </w:rPr>
         <w:t xml:space="preserve"> Sesungguhnya kami menyebut mereka berbahagia, yaitu mereka yang telah bertekun; kamu telah mendengar tentang ketekunan Ayub dan kamu telah tahu apa yang pada akhirnya disediakan Tuhan baginya, karena Tuhan maha penyayang dan penuh belas kasihan.</w:t>
       </w:r>
-      <w:r>
-        <w:rPr>
-          <w:lang w:val="id_ID" w:bidi="id_ID"/>
-        </w:rPr>
-      </w:r>
-      <w:r>
-        <w:rPr>
-          <w:lang w:val="id_ID" w:bidi="id_ID"/>
-        </w:rPr>
-      </w:r>
-    </w:p>
-    <w:p>
-      <w:pPr/>
-      <w:r>
-        <w:rPr>
-          <w:lang w:val="id_ID" w:bidi="id_ID"/>
-        </w:rPr>
-      </w:r>
     </w:p>
     <w:p>
       <w:pPr/>
@@ -4180,24 +2359,6 @@
         </w:rPr>
         <w:t xml:space="preserve"> Tetapi yang terutama, saudara-saudara, janganlah kamu bersumpah demi sorga maupun demi bumi atau demi sesuatu yang lain. Jika ya, hendaklah kamu katakan ya, jika tidak hendaklah kamu katakan tidak, supaya kamu jangan kena hukuman.</w:t>
       </w:r>
-      <w:r>
-        <w:rPr>
-          <w:lang w:val="id_ID" w:bidi="id_ID"/>
-        </w:rPr>
-      </w:r>
-      <w:r>
-        <w:rPr>
-          <w:lang w:val="id_ID" w:bidi="id_ID"/>
-        </w:rPr>
-      </w:r>
-    </w:p>
-    <w:p>
-      <w:pPr/>
-      <w:r>
-        <w:rPr>
-          <w:lang w:val="id_ID" w:bidi="id_ID"/>
-        </w:rPr>
-      </w:r>
     </w:p>
     <w:p>
       <w:pPr/>
@@ -4219,24 +2380,6 @@
         </w:rPr>
         <w:t xml:space="preserve"> Kalau ada seorang di antara kamu yang menderita, baiklah ia berdoa! Kalau ada seorang yang bergembira baiklah ia menyanyi!</w:t>
       </w:r>
-      <w:r>
-        <w:rPr>
-          <w:lang w:val="id_ID" w:bidi="id_ID"/>
-        </w:rPr>
-      </w:r>
-      <w:r>
-        <w:rPr>
-          <w:lang w:val="id_ID" w:bidi="id_ID"/>
-        </w:rPr>
-      </w:r>
-    </w:p>
-    <w:p>
-      <w:pPr/>
-      <w:r>
-        <w:rPr>
-          <w:lang w:val="id_ID" w:bidi="id_ID"/>
-        </w:rPr>
-      </w:r>
     </w:p>
     <w:p>
       <w:pPr/>
@@ -4258,24 +2401,6 @@
         </w:rPr>
         <w:t xml:space="preserve"> Kalau ada seorang di antara kamu yang sakit, baiklah ia memanggil para penatua jemaat, supaya mereka mendoakan dia serta mengolesnya dengan minyak dalam nama Tuhan.</w:t>
       </w:r>
-      <w:r>
-        <w:rPr>
-          <w:lang w:val="id_ID" w:bidi="id_ID"/>
-        </w:rPr>
-      </w:r>
-      <w:r>
-        <w:rPr>
-          <w:lang w:val="id_ID" w:bidi="id_ID"/>
-        </w:rPr>
-      </w:r>
-    </w:p>
-    <w:p>
-      <w:pPr/>
-      <w:r>
-        <w:rPr>
-          <w:lang w:val="id_ID" w:bidi="id_ID"/>
-        </w:rPr>
-      </w:r>
     </w:p>
     <w:p>
       <w:pPr/>
@@ -4297,24 +2422,6 @@
         </w:rPr>
         <w:t xml:space="preserve"> Dan doa yang lahir dari iman akan menyelamatkan orang sakit itu dan Tuhan akan membangunkan dia; dan jika ia telah berbuat dosa, maka dosanya itu akan diampuni.</w:t>
       </w:r>
-      <w:r>
-        <w:rPr>
-          <w:lang w:val="id_ID" w:bidi="id_ID"/>
-        </w:rPr>
-      </w:r>
-      <w:r>
-        <w:rPr>
-          <w:lang w:val="id_ID" w:bidi="id_ID"/>
-        </w:rPr>
-      </w:r>
-    </w:p>
-    <w:p>
-      <w:pPr/>
-      <w:r>
-        <w:rPr>
-          <w:lang w:val="id_ID" w:bidi="id_ID"/>
-        </w:rPr>
-      </w:r>
     </w:p>
     <w:p>
       <w:pPr/>
@@ -4336,24 +2443,6 @@
         </w:rPr>
         <w:t xml:space="preserve"> Karena itu hendaklah kamu saling mengaku dosamu dan saling mendoakan, supaya kamu sembuh. Doa orang yang benar, bila dengan yakin didoakan, sangat besar kuasanya.</w:t>
       </w:r>
-      <w:r>
-        <w:rPr>
-          <w:lang w:val="id_ID" w:bidi="id_ID"/>
-        </w:rPr>
-      </w:r>
-      <w:r>
-        <w:rPr>
-          <w:lang w:val="id_ID" w:bidi="id_ID"/>
-        </w:rPr>
-      </w:r>
-    </w:p>
-    <w:p>
-      <w:pPr/>
-      <w:r>
-        <w:rPr>
-          <w:lang w:val="id_ID" w:bidi="id_ID"/>
-        </w:rPr>
-      </w:r>
     </w:p>
     <w:p>
       <w:pPr/>
@@ -4375,24 +2464,6 @@
         </w:rPr>
         <w:t xml:space="preserve"> Elia adalah manusia biasa sama seperti kita, dan ia telah bersungguh-sungguh berdoa, supaya hujan jangan turun, dan hujan pun tidak turun di bumi selama tiga tahun dan enam bulan.</w:t>
       </w:r>
-      <w:r>
-        <w:rPr>
-          <w:lang w:val="id_ID" w:bidi="id_ID"/>
-        </w:rPr>
-      </w:r>
-      <w:r>
-        <w:rPr>
-          <w:lang w:val="id_ID" w:bidi="id_ID"/>
-        </w:rPr>
-      </w:r>
-    </w:p>
-    <w:p>
-      <w:pPr/>
-      <w:r>
-        <w:rPr>
-          <w:lang w:val="id_ID" w:bidi="id_ID"/>
-        </w:rPr>
-      </w:r>
     </w:p>
     <w:p>
       <w:pPr/>
@@ -4414,24 +2485,6 @@
         </w:rPr>
         <w:t xml:space="preserve"> Lalu ia berdoa pula dan langit menurunkan hujan dan bumi pun mengeluarkan buahnya.</w:t>
       </w:r>
-      <w:r>
-        <w:rPr>
-          <w:lang w:val="id_ID" w:bidi="id_ID"/>
-        </w:rPr>
-      </w:r>
-      <w:r>
-        <w:rPr>
-          <w:lang w:val="id_ID" w:bidi="id_ID"/>
-        </w:rPr>
-      </w:r>
-    </w:p>
-    <w:p>
-      <w:pPr/>
-      <w:r>
-        <w:rPr>
-          <w:lang w:val="id_ID" w:bidi="id_ID"/>
-        </w:rPr>
-      </w:r>
     </w:p>
     <w:p>
       <w:pPr/>
@@ -4453,24 +2506,6 @@
         </w:rPr>
         <w:t xml:space="preserve"> Saudara-saudaraku, jika ada di antara kamu yang menyimpang dari kebenaran dan ada seorang yang membuat dia berbalik,</w:t>
       </w:r>
-      <w:r>
-        <w:rPr>
-          <w:lang w:val="id_ID" w:bidi="id_ID"/>
-        </w:rPr>
-      </w:r>
-      <w:r>
-        <w:rPr>
-          <w:lang w:val="id_ID" w:bidi="id_ID"/>
-        </w:rPr>
-      </w:r>
-    </w:p>
-    <w:p>
-      <w:pPr/>
-      <w:r>
-        <w:rPr>
-          <w:lang w:val="id_ID" w:bidi="id_ID"/>
-        </w:rPr>
-      </w:r>
     </w:p>
     <w:p>
       <w:pPr/>
@@ -4491,16 +2526,6 @@
           <w:lang w:val="id_ID" w:bidi="id_ID"/>
         </w:rPr>
         <w:t xml:space="preserve"> ketahuilah, bahwa barangsiapa membuat orang berdosa berbalik dari jalannya yang sesat, ia akan menyelamatkan jiwa orang itu dari maut dan menutupi banyak dosa.</w:t>
-      </w:r>
-      <w:r>
-        <w:rPr>
-          <w:lang w:val="id_ID" w:bidi="id_ID"/>
-        </w:rPr>
-      </w:r>
-      <w:r>
-        <w:rPr>
-          <w:lang w:val="id_ID" w:bidi="id_ID"/>
-        </w:rPr>
       </w:r>
     </w:p>
     <w:sectPr>
